--- a/downloads/sections/t18-l02-the-badge-we-could-verify-is-a-sales-badge-learn.docx
+++ b/downloads/sections/t18-l02-the-badge-we-could-verify-is-a-sales-badge-learn.docx
@@ -44,7 +44,7 @@
     </w:p>
     <w:p>
       <w:r>
-        <w:t>confirm. Badge details were read from the public Credly page and the partner blog. Confirm the current attempt rules before you depend on them.. last checked 2026-10.</w:t>
+        <w:t>confirm. Badge details were read from the public Credly page and the partner blog. Confirm the current attempt rules before you depend on them. last checked 2026-10.</w:t>
       </w:r>
     </w:p>
   </w:body>
